--- a/Programme learning outcomes/SES Programme Aims and Learning Outcomes.docx
+++ b/Programme learning outcomes/SES Programme Aims and Learning Outcomes.docx
@@ -97,408 +97,6 @@
           <w:rFonts w:ascii="Calibri" w:eastAsia="Calibri" w:hAnsi="Calibri" w:cs="Calibri"/>
         </w:rPr>
         <w:t>The BSc (Hons) Sport and Exercise Science programme aims to:</w:t>
-      </w:r>
-    </w:p>
-    <w:p>
-      <w:pPr>
-        <w:pStyle w:val="ListParagraph"/>
-        <w:numPr>
-          <w:ilvl w:val="0"/>
-          <w:numId w:val="4"/>
-        </w:numPr>
-        <w:spacing w:after="0"/>
-        <w:rPr>
-          <w:rFonts w:ascii="Calibri" w:eastAsia="Calibri" w:hAnsi="Calibri" w:cs="Calibri"/>
-        </w:rPr>
-      </w:pPr>
-      <w:r>
-        <w:rPr>
-          <w:rFonts w:ascii="Calibri" w:eastAsia="Calibri" w:hAnsi="Calibri" w:cs="Calibri"/>
-        </w:rPr>
-        <w:t xml:space="preserve">Provide a multidisciplinary and evidence-informed education in sport and exercise science, integrating physiology, biomechanics, psychology and physical activity to understand and enhance human performance, health and wellbeing across sport, </w:t>
-      </w:r>
-      <w:r>
-        <w:rPr>
-          <w:rFonts w:ascii="Calibri" w:eastAsia="Calibri" w:hAnsi="Calibri" w:cs="Calibri"/>
-        </w:rPr>
-        <w:t>physical</w:t>
-      </w:r>
-      <w:r>
-        <w:rPr>
-          <w:rFonts w:ascii="Calibri" w:eastAsia="Calibri" w:hAnsi="Calibri" w:cs="Calibri"/>
-        </w:rPr>
-        <w:t xml:space="preserve"> </w:t>
-      </w:r>
-      <w:r>
-        <w:rPr>
-          <w:rFonts w:ascii="Calibri" w:eastAsia="Calibri" w:hAnsi="Calibri" w:cs="Calibri"/>
-        </w:rPr>
-        <w:t>activity</w:t>
-      </w:r>
-      <w:r>
-        <w:rPr>
-          <w:rFonts w:ascii="Calibri" w:eastAsia="Calibri" w:hAnsi="Calibri" w:cs="Calibri"/>
-        </w:rPr>
-        <w:t xml:space="preserve"> and</w:t>
-      </w:r>
-      <w:r>
-        <w:rPr>
-          <w:rFonts w:ascii="Calibri" w:eastAsia="Calibri" w:hAnsi="Calibri" w:cs="Calibri"/>
-        </w:rPr>
-        <w:t xml:space="preserve"> clinical contexts.</w:t>
-      </w:r>
-    </w:p>
-    <w:p>
-      <w:pPr>
-        <w:pStyle w:val="ListParagraph"/>
-        <w:numPr>
-          <w:ilvl w:val="0"/>
-          <w:numId w:val="4"/>
-        </w:numPr>
-        <w:spacing w:after="0"/>
-        <w:rPr>
-          <w:rFonts w:ascii="Calibri" w:eastAsia="Calibri" w:hAnsi="Calibri" w:cs="Calibri"/>
-        </w:rPr>
-      </w:pPr>
-      <w:r>
-        <w:rPr>
-          <w:rFonts w:ascii="Calibri" w:eastAsia="Calibri" w:hAnsi="Calibri" w:cs="Calibri"/>
-        </w:rPr>
-        <w:t>Develop students’ knowledge, practical competence and scientific understanding to assess, monitor and evaluate health, exercise and sport performance outcomes using appropriate laboratory, field-based and professional techniques.</w:t>
-      </w:r>
-    </w:p>
-    <w:p>
-      <w:pPr>
-        <w:pStyle w:val="ListParagraph"/>
-        <w:numPr>
-          <w:ilvl w:val="0"/>
-          <w:numId w:val="4"/>
-        </w:numPr>
-        <w:spacing w:after="0"/>
-        <w:rPr>
-          <w:rFonts w:ascii="Calibri" w:eastAsia="Calibri" w:hAnsi="Calibri" w:cs="Calibri"/>
-        </w:rPr>
-      </w:pPr>
-      <w:r>
-        <w:rPr>
-          <w:rFonts w:ascii="Calibri" w:eastAsia="Calibri" w:hAnsi="Calibri" w:cs="Calibri"/>
-        </w:rPr>
-        <w:t>Foster research literacy, critical thinking and independent enquiry through the application of quantitative and qualitative research methods and the completion of an independent research project.</w:t>
-      </w:r>
-    </w:p>
-    <w:p>
-      <w:pPr>
-        <w:pStyle w:val="ListParagraph"/>
-        <w:numPr>
-          <w:ilvl w:val="0"/>
-          <w:numId w:val="4"/>
-        </w:numPr>
-        <w:spacing w:after="0"/>
-        <w:rPr>
-          <w:rFonts w:ascii="Calibri" w:eastAsia="Calibri" w:hAnsi="Calibri" w:cs="Calibri"/>
-        </w:rPr>
-      </w:pPr>
-      <w:r>
-        <w:rPr>
-          <w:rFonts w:ascii="Calibri" w:eastAsia="Calibri" w:hAnsi="Calibri" w:cs="Calibri"/>
-        </w:rPr>
-        <w:t>Develop graduates who can evaluate and apply digital technologies and artificial intelligence ethically, critically and professionally within sport and exercise science contexts.</w:t>
-      </w:r>
-    </w:p>
-    <w:p>
-      <w:pPr>
-        <w:pStyle w:val="ListParagraph"/>
-        <w:numPr>
-          <w:ilvl w:val="0"/>
-          <w:numId w:val="4"/>
-        </w:numPr>
-        <w:spacing w:after="0"/>
-        <w:rPr>
-          <w:rFonts w:ascii="Calibri" w:eastAsia="Calibri" w:hAnsi="Calibri" w:cs="Calibri"/>
-        </w:rPr>
-      </w:pPr>
-      <w:r>
-        <w:rPr>
-          <w:rFonts w:ascii="Calibri" w:eastAsia="Calibri" w:hAnsi="Calibri" w:cs="Calibri"/>
-        </w:rPr>
-        <w:t>Equip students with the professional behaviours, reflective capabilities and graduate competencies required for employment, entrepreneurship, postgraduate study and lifelong learning.</w:t>
-      </w:r>
-    </w:p>
-    <w:p>
-      <w:pPr>
-        <w:pStyle w:val="ListParagraph"/>
-        <w:numPr>
-          <w:ilvl w:val="0"/>
-          <w:numId w:val="4"/>
-        </w:numPr>
-        <w:spacing w:after="0"/>
-        <w:rPr>
-          <w:rFonts w:ascii="Calibri" w:eastAsia="Calibri" w:hAnsi="Calibri" w:cs="Calibri"/>
-        </w:rPr>
-      </w:pPr>
-      <w:r>
-        <w:rPr>
-          <w:rFonts w:ascii="Calibri" w:eastAsia="Calibri" w:hAnsi="Calibri" w:cs="Calibri"/>
-        </w:rPr>
-        <w:t>Provide opportunities for applied learning, professional practice and work-related experiences that prepare students for careers within sport, exercise, health, clinical exercise physiology and related sectors.</w:t>
-      </w:r>
-    </w:p>
-    <w:p>
-      <w:pPr>
-        <w:pStyle w:val="ListParagraph"/>
-        <w:numPr>
-          <w:ilvl w:val="0"/>
-          <w:numId w:val="4"/>
-        </w:numPr>
-        <w:spacing w:after="0"/>
-        <w:rPr>
-          <w:rFonts w:ascii="Calibri" w:eastAsia="Calibri" w:hAnsi="Calibri" w:cs="Calibri"/>
-        </w:rPr>
-      </w:pPr>
-      <w:r>
-        <w:rPr>
-          <w:rFonts w:ascii="Calibri" w:eastAsia="Calibri" w:hAnsi="Calibri" w:cs="Calibri"/>
-        </w:rPr>
-        <w:t>Promote effective communication, collaboration and leadership through engagement with academic, professional and workplace contexts.</w:t>
-      </w:r>
-    </w:p>
-    <w:p>
-      <w:pPr>
-        <w:pStyle w:val="ListParagraph"/>
-        <w:numPr>
-          <w:ilvl w:val="0"/>
-          <w:numId w:val="4"/>
-        </w:numPr>
-        <w:spacing w:after="0"/>
-        <w:rPr>
-          <w:rFonts w:ascii="Calibri" w:eastAsia="Calibri" w:hAnsi="Calibri" w:cs="Calibri"/>
-        </w:rPr>
-      </w:pPr>
-      <w:r>
-        <w:rPr>
-          <w:rFonts w:ascii="Calibri" w:eastAsia="Calibri" w:hAnsi="Calibri" w:cs="Calibri"/>
-        </w:rPr>
-        <w:t>Encourage students to engage with issues of equity, diversity, inclusion, accessibility, sustainability and social responsibility, enabling them to contribute positively to society and professional practice.</w:t>
-      </w:r>
-    </w:p>
-    <w:p>
-      <w:pPr>
-        <w:pStyle w:val="ListParagraph"/>
-        <w:numPr>
-          <w:ilvl w:val="0"/>
-          <w:numId w:val="4"/>
-        </w:numPr>
-        <w:spacing w:after="0"/>
-        <w:rPr>
-          <w:rFonts w:ascii="Calibri" w:eastAsia="Calibri" w:hAnsi="Calibri" w:cs="Calibri"/>
-        </w:rPr>
-      </w:pPr>
-      <w:r>
-        <w:rPr>
-          <w:rFonts w:ascii="Calibri" w:eastAsia="Calibri" w:hAnsi="Calibri" w:cs="Calibri"/>
-        </w:rPr>
-        <w:t>Develop graduates who are adaptable, ethically aware, digitally capable and professionally confident practitioners able to respond to contemporary and future challenges within sport and exercise science.</w:t>
-      </w:r>
-    </w:p>
-    <w:p/>
-    <w:p/>
-    <w:p>
-      <w:pPr>
-        <w:rPr>
-          <w:b/>
-        </w:rPr>
-      </w:pPr>
-      <w:r>
-        <w:rPr>
-          <w:b/>
-        </w:rPr>
-        <w:t>Learning Outcomes</w:t>
-      </w:r>
-    </w:p>
-    <w:p>
-      <w:pPr>
-        <w:rPr>
-          <w:i/>
-        </w:rPr>
-      </w:pPr>
-      <w:r>
-        <w:rPr>
-          <w:i/>
-          <w:iCs/>
-        </w:rPr>
-        <w:t>Certificate</w:t>
-      </w:r>
-    </w:p>
-    <w:p>
-      <w:r>
-        <w:rPr>
-          <w:rFonts w:ascii="Calibri" w:eastAsia="Calibri" w:hAnsi="Calibri" w:cs="Calibri"/>
-        </w:rPr>
-        <w:t>On successful completion of the Certificate of Higher Education students will be able to:</w:t>
-      </w:r>
-    </w:p>
-    <w:p>
-      <w:pPr>
-        <w:pStyle w:val="ListParagraph"/>
-        <w:numPr>
-          <w:ilvl w:val="0"/>
-          <w:numId w:val="3"/>
-        </w:numPr>
-        <w:spacing w:after="0"/>
-        <w:rPr>
-          <w:rFonts w:ascii="Calibri" w:eastAsia="Calibri" w:hAnsi="Calibri" w:cs="Calibri"/>
-        </w:rPr>
-      </w:pPr>
-      <w:r>
-        <w:rPr>
-          <w:rFonts w:ascii="Calibri" w:eastAsia="Calibri" w:hAnsi="Calibri" w:cs="Calibri"/>
-        </w:rPr>
-        <w:t>Describe key concepts and principles from physiology, biomechanics, psychology and physical activity relevant to sport, exercise, health and wellbeing.</w:t>
-      </w:r>
-    </w:p>
-    <w:p>
-      <w:pPr>
-        <w:pStyle w:val="ListParagraph"/>
-        <w:numPr>
-          <w:ilvl w:val="0"/>
-          <w:numId w:val="3"/>
-        </w:numPr>
-        <w:spacing w:after="0"/>
-        <w:rPr>
-          <w:rFonts w:ascii="Calibri" w:eastAsia="Calibri" w:hAnsi="Calibri" w:cs="Calibri"/>
-        </w:rPr>
-      </w:pPr>
-      <w:r>
-        <w:rPr>
-          <w:rFonts w:ascii="Calibri" w:eastAsia="Calibri" w:hAnsi="Calibri" w:cs="Calibri"/>
-        </w:rPr>
-        <w:lastRenderedPageBreak/>
-        <w:t>Apply basic practical, laboratory and field-based techniques safely and appropriately within sport and exercise science settings.</w:t>
-      </w:r>
-    </w:p>
-    <w:p>
-      <w:pPr>
-        <w:pStyle w:val="ListParagraph"/>
-        <w:numPr>
-          <w:ilvl w:val="0"/>
-          <w:numId w:val="3"/>
-        </w:numPr>
-        <w:spacing w:after="0"/>
-        <w:rPr>
-          <w:rFonts w:ascii="Calibri" w:eastAsia="Calibri" w:hAnsi="Calibri" w:cs="Calibri"/>
-        </w:rPr>
-      </w:pPr>
-      <w:r>
-        <w:rPr>
-          <w:rFonts w:ascii="Calibri" w:eastAsia="Calibri" w:hAnsi="Calibri" w:cs="Calibri"/>
-        </w:rPr>
-        <w:t>Identify fundamental quantitative and qualitative research methods used within sport and exercise science.</w:t>
-      </w:r>
-    </w:p>
-    <w:p>
-      <w:pPr>
-        <w:pStyle w:val="ListParagraph"/>
-        <w:numPr>
-          <w:ilvl w:val="0"/>
-          <w:numId w:val="3"/>
-        </w:numPr>
-        <w:spacing w:after="0"/>
-        <w:rPr>
-          <w:rFonts w:ascii="Calibri" w:eastAsia="Calibri" w:hAnsi="Calibri" w:cs="Calibri"/>
-        </w:rPr>
-      </w:pPr>
-      <w:r>
-        <w:rPr>
-          <w:rFonts w:ascii="Calibri" w:eastAsia="Calibri" w:hAnsi="Calibri" w:cs="Calibri"/>
-        </w:rPr>
-        <w:t>Locate, interpret and communicate information relevant to sport and exercise science.</w:t>
-      </w:r>
-    </w:p>
-    <w:p>
-      <w:pPr>
-        <w:pStyle w:val="ListParagraph"/>
-        <w:numPr>
-          <w:ilvl w:val="0"/>
-          <w:numId w:val="3"/>
-        </w:numPr>
-        <w:spacing w:after="0"/>
-        <w:rPr>
-          <w:rFonts w:ascii="Calibri" w:eastAsia="Calibri" w:hAnsi="Calibri" w:cs="Calibri"/>
-        </w:rPr>
-      </w:pPr>
-      <w:r>
-        <w:rPr>
-          <w:rFonts w:ascii="Calibri" w:eastAsia="Calibri" w:hAnsi="Calibri" w:cs="Calibri"/>
-        </w:rPr>
-        <w:t>Use digital technologies appropriately to support learning and information management.</w:t>
-      </w:r>
-    </w:p>
-    <w:p>
-      <w:pPr>
-        <w:pStyle w:val="ListParagraph"/>
-        <w:numPr>
-          <w:ilvl w:val="0"/>
-          <w:numId w:val="3"/>
-        </w:numPr>
-        <w:spacing w:after="0"/>
-        <w:rPr>
-          <w:rFonts w:ascii="Calibri" w:eastAsia="Calibri" w:hAnsi="Calibri" w:cs="Calibri"/>
-        </w:rPr>
-      </w:pPr>
-      <w:r>
-        <w:rPr>
-          <w:rFonts w:ascii="Calibri" w:eastAsia="Calibri" w:hAnsi="Calibri" w:cs="Calibri"/>
-        </w:rPr>
-        <w:t>Demonstrate awareness of professional behaviours, ethical practice and personal development.</w:t>
-      </w:r>
-    </w:p>
-    <w:p>
-      <w:pPr>
-        <w:pStyle w:val="ListParagraph"/>
-        <w:numPr>
-          <w:ilvl w:val="0"/>
-          <w:numId w:val="3"/>
-        </w:numPr>
-        <w:spacing w:after="0"/>
-        <w:rPr>
-          <w:rFonts w:ascii="Calibri" w:eastAsia="Calibri" w:hAnsi="Calibri" w:cs="Calibri"/>
-        </w:rPr>
-      </w:pPr>
-      <w:r>
-        <w:rPr>
-          <w:rFonts w:ascii="Calibri" w:eastAsia="Calibri" w:hAnsi="Calibri" w:cs="Calibri"/>
-        </w:rPr>
-        <w:t>Recognise the importance of equity, diversity, inclusion, accessibility and sustainability within sport and exercise science contexts.</w:t>
-      </w:r>
-    </w:p>
-    <w:p>
-      <w:pPr>
-        <w:rPr>
-          <w:i/>
-          <w:iCs/>
-        </w:rPr>
-      </w:pPr>
-    </w:p>
-    <w:p>
-      <w:pPr>
-        <w:rPr>
-          <w:i/>
-        </w:rPr>
-      </w:pPr>
-      <w:r>
-        <w:rPr>
-          <w:i/>
-          <w:iCs/>
-        </w:rPr>
-        <w:t>Diploma</w:t>
-      </w:r>
-    </w:p>
-    <w:p>
-      <w:r>
-        <w:rPr>
-          <w:rFonts w:ascii="Calibri" w:eastAsia="Calibri" w:hAnsi="Calibri" w:cs="Calibri"/>
-        </w:rPr>
-        <w:t>On successful completion of the Diploma of Higher Education students will be able to:</w:t>
       </w:r>
     </w:p>
     <w:p>
@@ -517,7 +115,37 @@
         <w:rPr>
           <w:rFonts w:ascii="Calibri" w:eastAsia="Calibri" w:hAnsi="Calibri" w:cs="Calibri"/>
         </w:rPr>
-        <w:t>Explain and evaluate concepts, theories and applications from physiology, biomechanics, psychology and physical activity within sport, exercise, health and clinical contexts.</w:t>
+        <w:t xml:space="preserve">Provide a multidisciplinary and evidence-informed education in sport and exercise science, integrating physiology, biomechanics, psychology and physical activity to understand and enhance human performance, health and wellbeing across sport, </w:t>
+      </w:r>
+      <w:r>
+        <w:rPr>
+          <w:rFonts w:ascii="Calibri" w:eastAsia="Calibri" w:hAnsi="Calibri" w:cs="Calibri"/>
+        </w:rPr>
+        <w:t>physical</w:t>
+      </w:r>
+      <w:r>
+        <w:rPr>
+          <w:rFonts w:ascii="Calibri" w:eastAsia="Calibri" w:hAnsi="Calibri" w:cs="Calibri"/>
+        </w:rPr>
+        <w:t xml:space="preserve"> </w:t>
+      </w:r>
+      <w:r>
+        <w:rPr>
+          <w:rFonts w:ascii="Calibri" w:eastAsia="Calibri" w:hAnsi="Calibri" w:cs="Calibri"/>
+        </w:rPr>
+        <w:t>activity</w:t>
+      </w:r>
+      <w:r>
+        <w:rPr>
+          <w:rFonts w:ascii="Calibri" w:eastAsia="Calibri" w:hAnsi="Calibri" w:cs="Calibri"/>
+        </w:rPr>
+        <w:t xml:space="preserve"> and</w:t>
+      </w:r>
+      <w:r>
+        <w:rPr>
+          <w:rFonts w:ascii="Calibri" w:eastAsia="Calibri" w:hAnsi="Calibri" w:cs="Calibri"/>
+        </w:rPr>
+        <w:t xml:space="preserve"> clinical contexts.</w:t>
       </w:r>
     </w:p>
     <w:p>
@@ -536,7 +164,7 @@
         <w:rPr>
           <w:rFonts w:ascii="Calibri" w:eastAsia="Calibri" w:hAnsi="Calibri" w:cs="Calibri"/>
         </w:rPr>
-        <w:t>Assess, monitor and evaluate health and sport performance outcomes using appropriate scientific methods and techniques.</w:t>
+        <w:t>Develop students’ knowledge, practical competence and scientific understanding to assess, monitor and evaluate health, exercise and sport performance outcomes using appropriate laboratory, field-based and professional techniques.</w:t>
       </w:r>
     </w:p>
     <w:p>
@@ -555,7 +183,7 @@
         <w:rPr>
           <w:rFonts w:ascii="Calibri" w:eastAsia="Calibri" w:hAnsi="Calibri" w:cs="Calibri"/>
         </w:rPr>
-        <w:t>Apply quantitative and qualitative research methods to investigate sport and exercise science problems.</w:t>
+        <w:t>Foster research literacy, critical thinking and independent enquiry through the application of quantitative and qualitative research methods and the completion of an independent research project.</w:t>
       </w:r>
     </w:p>
     <w:p>
@@ -574,7 +202,7 @@
         <w:rPr>
           <w:rFonts w:ascii="Calibri" w:eastAsia="Calibri" w:hAnsi="Calibri" w:cs="Calibri"/>
         </w:rPr>
-        <w:t>Analyse and interpret data, empirical findings and research literature to support evidence-informed decision-making.</w:t>
+        <w:t>Develop graduates who can evaluate and apply digital technologies and artificial intelligence ethically, critically and professionally within sport and exercise science contexts.</w:t>
       </w:r>
     </w:p>
     <w:p>
@@ -593,7 +221,7 @@
         <w:rPr>
           <w:rFonts w:ascii="Calibri" w:eastAsia="Calibri" w:hAnsi="Calibri" w:cs="Calibri"/>
         </w:rPr>
-        <w:t>Communicate information, ideas and recommendations effectively to a range of audiences using appropriate formats.</w:t>
+        <w:t>Equip students with the professional behaviours, reflective capabilities and graduate competencies required for employment, entrepreneurship, postgraduate study and lifelong learning.</w:t>
       </w:r>
     </w:p>
     <w:p>
@@ -612,7 +240,7 @@
         <w:rPr>
           <w:rFonts w:ascii="Calibri" w:eastAsia="Calibri" w:hAnsi="Calibri" w:cs="Calibri"/>
         </w:rPr>
-        <w:t>Apply digital technologies appropriately and evaluate the opportunities and limitations of emerging technologies, including artificial intelligence.</w:t>
+        <w:t>Provide opportunities for applied learning, professional practice and work-related experiences that prepare students for careers within sport, exercise, health, clinical exercise physiology and related sectors.</w:t>
       </w:r>
     </w:p>
     <w:p>
@@ -631,7 +259,7 @@
         <w:rPr>
           <w:rFonts w:ascii="Calibri" w:eastAsia="Calibri" w:hAnsi="Calibri" w:cs="Calibri"/>
         </w:rPr>
-        <w:t>Demonstrate professional behaviours, reflective practice and effective self-management within academic and applied settings.</w:t>
+        <w:t>Promote effective communication, collaboration and leadership through engagement with academic, professional and workplace contexts.</w:t>
       </w:r>
     </w:p>
     <w:p>
@@ -650,6 +278,377 @@
         <w:rPr>
           <w:rFonts w:ascii="Calibri" w:eastAsia="Calibri" w:hAnsi="Calibri" w:cs="Calibri"/>
         </w:rPr>
+        <w:t>Encourage students to engage with issues of equity, diversity, inclusion, accessibility, sustainability and social responsibility, enabling them to contribute positively to society and professional practice.</w:t>
+      </w:r>
+    </w:p>
+    <w:p>
+      <w:pPr>
+        <w:pStyle w:val="ListParagraph"/>
+        <w:numPr>
+          <w:ilvl w:val="0"/>
+          <w:numId w:val="2"/>
+        </w:numPr>
+        <w:spacing w:after="0"/>
+        <w:rPr>
+          <w:rFonts w:ascii="Calibri" w:eastAsia="Calibri" w:hAnsi="Calibri" w:cs="Calibri"/>
+        </w:rPr>
+      </w:pPr>
+      <w:r>
+        <w:rPr>
+          <w:rFonts w:ascii="Calibri" w:eastAsia="Calibri" w:hAnsi="Calibri" w:cs="Calibri"/>
+        </w:rPr>
+        <w:t>Develop graduates who are adaptable, ethically aware, digitally capable and professionally confident practitioners able to respond to contemporary and future challenges within sport and exercise science.</w:t>
+      </w:r>
+    </w:p>
+    <w:p/>
+    <w:p/>
+    <w:p>
+      <w:pPr>
+        <w:rPr>
+          <w:b/>
+        </w:rPr>
+      </w:pPr>
+      <w:r>
+        <w:rPr>
+          <w:b/>
+        </w:rPr>
+        <w:t>Learning Outcomes</w:t>
+      </w:r>
+    </w:p>
+    <w:p>
+      <w:pPr>
+        <w:rPr>
+          <w:i/>
+        </w:rPr>
+      </w:pPr>
+      <w:r>
+        <w:rPr>
+          <w:i/>
+          <w:iCs/>
+        </w:rPr>
+        <w:t>Certificate</w:t>
+      </w:r>
+    </w:p>
+    <w:p>
+      <w:r>
+        <w:rPr>
+          <w:rFonts w:ascii="Calibri" w:eastAsia="Calibri" w:hAnsi="Calibri" w:cs="Calibri"/>
+        </w:rPr>
+        <w:t>On successful completion of the Certificate of Higher Education students will be able to:</w:t>
+      </w:r>
+    </w:p>
+    <w:p>
+      <w:pPr>
+        <w:pStyle w:val="ListParagraph"/>
+        <w:numPr>
+          <w:ilvl w:val="0"/>
+          <w:numId w:val="11"/>
+        </w:numPr>
+        <w:spacing w:after="0"/>
+        <w:rPr>
+          <w:rFonts w:ascii="Calibri" w:eastAsia="Calibri" w:hAnsi="Calibri" w:cs="Calibri"/>
+        </w:rPr>
+      </w:pPr>
+      <w:r>
+        <w:rPr>
+          <w:rFonts w:ascii="Calibri" w:eastAsia="Calibri" w:hAnsi="Calibri" w:cs="Calibri"/>
+        </w:rPr>
+        <w:t>Describe key concepts and principles from physiology, biomechanics, psychology and physical activity relevant to sport, exercise, health and wellbeing.</w:t>
+      </w:r>
+    </w:p>
+    <w:p>
+      <w:pPr>
+        <w:pStyle w:val="ListParagraph"/>
+        <w:numPr>
+          <w:ilvl w:val="0"/>
+          <w:numId w:val="11"/>
+        </w:numPr>
+        <w:spacing w:after="0"/>
+        <w:rPr>
+          <w:rFonts w:ascii="Calibri" w:eastAsia="Calibri" w:hAnsi="Calibri" w:cs="Calibri"/>
+        </w:rPr>
+      </w:pPr>
+      <w:r>
+        <w:rPr>
+          <w:rFonts w:ascii="Calibri" w:eastAsia="Calibri" w:hAnsi="Calibri" w:cs="Calibri"/>
+        </w:rPr>
+        <w:t>Apply basic practical, laboratory and field-based techniques safely and appropriately within sport and exercise science settings.</w:t>
+      </w:r>
+    </w:p>
+    <w:p>
+      <w:pPr>
+        <w:pStyle w:val="ListParagraph"/>
+        <w:numPr>
+          <w:ilvl w:val="0"/>
+          <w:numId w:val="11"/>
+        </w:numPr>
+        <w:spacing w:after="0"/>
+        <w:rPr>
+          <w:rFonts w:ascii="Calibri" w:eastAsia="Calibri" w:hAnsi="Calibri" w:cs="Calibri"/>
+        </w:rPr>
+      </w:pPr>
+      <w:r>
+        <w:rPr>
+          <w:rFonts w:ascii="Calibri" w:eastAsia="Calibri" w:hAnsi="Calibri" w:cs="Calibri"/>
+        </w:rPr>
+        <w:t>Identify fundamental quantitative and qualitative research methods used within sport and exercise science.</w:t>
+      </w:r>
+    </w:p>
+    <w:p>
+      <w:pPr>
+        <w:pStyle w:val="ListParagraph"/>
+        <w:numPr>
+          <w:ilvl w:val="0"/>
+          <w:numId w:val="11"/>
+        </w:numPr>
+        <w:spacing w:after="0"/>
+        <w:rPr>
+          <w:rFonts w:ascii="Calibri" w:eastAsia="Calibri" w:hAnsi="Calibri" w:cs="Calibri"/>
+        </w:rPr>
+      </w:pPr>
+      <w:r>
+        <w:rPr>
+          <w:rFonts w:ascii="Calibri" w:eastAsia="Calibri" w:hAnsi="Calibri" w:cs="Calibri"/>
+        </w:rPr>
+        <w:t>Locate, interpret and communicate information relevant to sport and exercise science.</w:t>
+      </w:r>
+    </w:p>
+    <w:p>
+      <w:pPr>
+        <w:pStyle w:val="ListParagraph"/>
+        <w:numPr>
+          <w:ilvl w:val="0"/>
+          <w:numId w:val="11"/>
+        </w:numPr>
+        <w:spacing w:after="0"/>
+        <w:rPr>
+          <w:rFonts w:ascii="Calibri" w:eastAsia="Calibri" w:hAnsi="Calibri" w:cs="Calibri"/>
+        </w:rPr>
+      </w:pPr>
+      <w:r>
+        <w:rPr>
+          <w:rFonts w:ascii="Calibri" w:eastAsia="Calibri" w:hAnsi="Calibri" w:cs="Calibri"/>
+        </w:rPr>
+        <w:t>Use digital technologies appropriately to support learning and information management.</w:t>
+      </w:r>
+    </w:p>
+    <w:p>
+      <w:pPr>
+        <w:pStyle w:val="ListParagraph"/>
+        <w:numPr>
+          <w:ilvl w:val="0"/>
+          <w:numId w:val="11"/>
+        </w:numPr>
+        <w:spacing w:after="0"/>
+        <w:rPr>
+          <w:rFonts w:ascii="Calibri" w:eastAsia="Calibri" w:hAnsi="Calibri" w:cs="Calibri"/>
+        </w:rPr>
+      </w:pPr>
+      <w:r>
+        <w:rPr>
+          <w:rFonts w:ascii="Calibri" w:eastAsia="Calibri" w:hAnsi="Calibri" w:cs="Calibri"/>
+        </w:rPr>
+        <w:t>Demonstrate awareness of professional behaviours, ethical practice and personal development.</w:t>
+      </w:r>
+    </w:p>
+    <w:p>
+      <w:pPr>
+        <w:pStyle w:val="ListParagraph"/>
+        <w:numPr>
+          <w:ilvl w:val="0"/>
+          <w:numId w:val="11"/>
+        </w:numPr>
+        <w:spacing w:after="0"/>
+        <w:rPr>
+          <w:rFonts w:ascii="Calibri" w:eastAsia="Calibri" w:hAnsi="Calibri" w:cs="Calibri"/>
+        </w:rPr>
+      </w:pPr>
+      <w:r>
+        <w:rPr>
+          <w:rFonts w:ascii="Calibri" w:eastAsia="Calibri" w:hAnsi="Calibri" w:cs="Calibri"/>
+        </w:rPr>
+        <w:t>Recognise the importance of equity, diversity, inclusion, accessibility and sustainability within sport and exercise science contexts.</w:t>
+      </w:r>
+    </w:p>
+    <w:p>
+      <w:pPr>
+        <w:rPr>
+          <w:i/>
+          <w:iCs/>
+        </w:rPr>
+      </w:pPr>
+    </w:p>
+    <w:p>
+      <w:pPr>
+        <w:rPr>
+          <w:i/>
+        </w:rPr>
+      </w:pPr>
+      <w:r>
+        <w:rPr>
+          <w:i/>
+          <w:iCs/>
+        </w:rPr>
+        <w:t>Diploma</w:t>
+      </w:r>
+    </w:p>
+    <w:p>
+      <w:r>
+        <w:rPr>
+          <w:rFonts w:ascii="Calibri" w:eastAsia="Calibri" w:hAnsi="Calibri" w:cs="Calibri"/>
+        </w:rPr>
+        <w:t>On successful completion of the Diploma of Higher Education students will be able to:</w:t>
+      </w:r>
+    </w:p>
+    <w:p>
+      <w:pPr>
+        <w:pStyle w:val="ListParagraph"/>
+        <w:numPr>
+          <w:ilvl w:val="0"/>
+          <w:numId w:val="14"/>
+        </w:numPr>
+        <w:spacing w:after="0"/>
+        <w:rPr>
+          <w:rFonts w:ascii="Calibri" w:eastAsia="Calibri" w:hAnsi="Calibri" w:cs="Calibri"/>
+        </w:rPr>
+      </w:pPr>
+      <w:r>
+        <w:rPr>
+          <w:rFonts w:ascii="Calibri" w:eastAsia="Calibri" w:hAnsi="Calibri" w:cs="Calibri"/>
+        </w:rPr>
+        <w:t>Explain and evaluate concepts, theories and applications from physiology, biomechanics, psychology and physical activity within sport, exercise, health and clinical contexts.</w:t>
+      </w:r>
+    </w:p>
+    <w:p>
+      <w:pPr>
+        <w:pStyle w:val="ListParagraph"/>
+        <w:numPr>
+          <w:ilvl w:val="0"/>
+          <w:numId w:val="14"/>
+        </w:numPr>
+        <w:spacing w:after="0"/>
+        <w:rPr>
+          <w:rFonts w:ascii="Calibri" w:eastAsia="Calibri" w:hAnsi="Calibri" w:cs="Calibri"/>
+        </w:rPr>
+      </w:pPr>
+      <w:r>
+        <w:rPr>
+          <w:rFonts w:ascii="Calibri" w:eastAsia="Calibri" w:hAnsi="Calibri" w:cs="Calibri"/>
+        </w:rPr>
+        <w:t>Assess, monitor and evaluate health and sport performance outcomes using appropriate scientific methods and techniques.</w:t>
+      </w:r>
+    </w:p>
+    <w:p>
+      <w:pPr>
+        <w:pStyle w:val="ListParagraph"/>
+        <w:numPr>
+          <w:ilvl w:val="0"/>
+          <w:numId w:val="14"/>
+        </w:numPr>
+        <w:spacing w:after="0"/>
+        <w:rPr>
+          <w:rFonts w:ascii="Calibri" w:eastAsia="Calibri" w:hAnsi="Calibri" w:cs="Calibri"/>
+        </w:rPr>
+      </w:pPr>
+      <w:r>
+        <w:rPr>
+          <w:rFonts w:ascii="Calibri" w:eastAsia="Calibri" w:hAnsi="Calibri" w:cs="Calibri"/>
+        </w:rPr>
+        <w:t>Apply quantitative and qualitative research methods to investigate sport and exercise science problems.</w:t>
+      </w:r>
+    </w:p>
+    <w:p>
+      <w:pPr>
+        <w:pStyle w:val="ListParagraph"/>
+        <w:numPr>
+          <w:ilvl w:val="0"/>
+          <w:numId w:val="14"/>
+        </w:numPr>
+        <w:spacing w:after="0"/>
+        <w:rPr>
+          <w:rFonts w:ascii="Calibri" w:eastAsia="Calibri" w:hAnsi="Calibri" w:cs="Calibri"/>
+        </w:rPr>
+      </w:pPr>
+      <w:r>
+        <w:rPr>
+          <w:rFonts w:ascii="Calibri" w:eastAsia="Calibri" w:hAnsi="Calibri" w:cs="Calibri"/>
+        </w:rPr>
+        <w:t>Analyse and interpret data, empirical findings and research literature to support evidence-informed decision-making.</w:t>
+      </w:r>
+    </w:p>
+    <w:p>
+      <w:pPr>
+        <w:pStyle w:val="ListParagraph"/>
+        <w:numPr>
+          <w:ilvl w:val="0"/>
+          <w:numId w:val="14"/>
+        </w:numPr>
+        <w:spacing w:after="0"/>
+        <w:rPr>
+          <w:rFonts w:ascii="Calibri" w:eastAsia="Calibri" w:hAnsi="Calibri" w:cs="Calibri"/>
+        </w:rPr>
+      </w:pPr>
+      <w:r>
+        <w:rPr>
+          <w:rFonts w:ascii="Calibri" w:eastAsia="Calibri" w:hAnsi="Calibri" w:cs="Calibri"/>
+        </w:rPr>
+        <w:t>Communicate information, ideas and recommendations effectively to a range of audiences using appropriate formats.</w:t>
+      </w:r>
+    </w:p>
+    <w:p>
+      <w:pPr>
+        <w:pStyle w:val="ListParagraph"/>
+        <w:numPr>
+          <w:ilvl w:val="0"/>
+          <w:numId w:val="14"/>
+        </w:numPr>
+        <w:spacing w:after="0"/>
+        <w:rPr>
+          <w:rFonts w:ascii="Calibri" w:eastAsia="Calibri" w:hAnsi="Calibri" w:cs="Calibri"/>
+        </w:rPr>
+      </w:pPr>
+      <w:r>
+        <w:rPr>
+          <w:rFonts w:ascii="Calibri" w:eastAsia="Calibri" w:hAnsi="Calibri" w:cs="Calibri"/>
+        </w:rPr>
+        <w:t>Apply digital technologies appropriately and evaluate the opportunities and limitations of emerging technologies, including artificial intelligence.</w:t>
+      </w:r>
+    </w:p>
+    <w:p>
+      <w:pPr>
+        <w:pStyle w:val="ListParagraph"/>
+        <w:numPr>
+          <w:ilvl w:val="0"/>
+          <w:numId w:val="14"/>
+        </w:numPr>
+        <w:spacing w:after="0"/>
+        <w:rPr>
+          <w:rFonts w:ascii="Calibri" w:eastAsia="Calibri" w:hAnsi="Calibri" w:cs="Calibri"/>
+        </w:rPr>
+      </w:pPr>
+      <w:r>
+        <w:rPr>
+          <w:rFonts w:ascii="Calibri" w:eastAsia="Calibri" w:hAnsi="Calibri" w:cs="Calibri"/>
+        </w:rPr>
+        <w:t>Demonstrate professional behaviours, reflective practice and effective self-management within academic and applied settings.</w:t>
+      </w:r>
+    </w:p>
+    <w:p>
+      <w:pPr>
+        <w:pStyle w:val="ListParagraph"/>
+        <w:numPr>
+          <w:ilvl w:val="0"/>
+          <w:numId w:val="14"/>
+        </w:numPr>
+        <w:spacing w:after="0"/>
+        <w:rPr>
+          <w:rFonts w:ascii="Calibri" w:eastAsia="Calibri" w:hAnsi="Calibri" w:cs="Calibri"/>
+        </w:rPr>
+      </w:pPr>
+      <w:r>
+        <w:rPr>
+          <w:rFonts w:ascii="Calibri" w:eastAsia="Calibri" w:hAnsi="Calibri" w:cs="Calibri"/>
+        </w:rPr>
         <w:t>Evaluate how social, cultural and structural factors influence sport performance, health, wellbeing and participation.</w:t>
       </w:r>
     </w:p>
@@ -699,7 +698,7 @@
         <w:pStyle w:val="ListParagraph"/>
         <w:numPr>
           <w:ilvl w:val="0"/>
-          <w:numId w:val="1"/>
+          <w:numId w:val="18"/>
         </w:numPr>
         <w:spacing w:after="0" w:line="276" w:lineRule="auto"/>
         <w:rPr>
@@ -718,7 +717,7 @@
         <w:pStyle w:val="ListParagraph"/>
         <w:numPr>
           <w:ilvl w:val="0"/>
-          <w:numId w:val="1"/>
+          <w:numId w:val="18"/>
         </w:numPr>
         <w:spacing w:after="0" w:line="276" w:lineRule="auto"/>
         <w:rPr>
@@ -737,7 +736,7 @@
         <w:pStyle w:val="ListParagraph"/>
         <w:numPr>
           <w:ilvl w:val="0"/>
-          <w:numId w:val="1"/>
+          <w:numId w:val="18"/>
         </w:numPr>
         <w:spacing w:line="276" w:lineRule="auto"/>
         <w:rPr>
@@ -774,7 +773,7 @@
         <w:pStyle w:val="ListParagraph"/>
         <w:numPr>
           <w:ilvl w:val="0"/>
-          <w:numId w:val="1"/>
+          <w:numId w:val="18"/>
         </w:numPr>
         <w:spacing w:after="0" w:line="276" w:lineRule="auto"/>
         <w:rPr>
@@ -785,7 +784,6 @@
         <w:rPr>
           <w:rFonts w:eastAsiaTheme="minorEastAsia"/>
         </w:rPr>
-        <w:lastRenderedPageBreak/>
         <w:t>Apply quantitative and qualitative research methods to investigate problems relevant to sport and exercise science.</w:t>
       </w:r>
     </w:p>
@@ -794,7 +792,7 @@
         <w:pStyle w:val="ListParagraph"/>
         <w:numPr>
           <w:ilvl w:val="0"/>
-          <w:numId w:val="1"/>
+          <w:numId w:val="18"/>
         </w:numPr>
         <w:spacing w:after="0" w:line="276" w:lineRule="auto"/>
         <w:rPr>
@@ -813,7 +811,7 @@
         <w:pStyle w:val="ListParagraph"/>
         <w:numPr>
           <w:ilvl w:val="0"/>
-          <w:numId w:val="1"/>
+          <w:numId w:val="18"/>
         </w:numPr>
         <w:spacing w:line="276" w:lineRule="auto"/>
         <w:rPr>
@@ -850,7 +848,7 @@
         <w:pStyle w:val="ListParagraph"/>
         <w:numPr>
           <w:ilvl w:val="0"/>
-          <w:numId w:val="1"/>
+          <w:numId w:val="18"/>
         </w:numPr>
         <w:spacing w:after="0" w:line="276" w:lineRule="auto"/>
         <w:rPr>
@@ -869,7 +867,7 @@
         <w:pStyle w:val="ListParagraph"/>
         <w:numPr>
           <w:ilvl w:val="0"/>
-          <w:numId w:val="1"/>
+          <w:numId w:val="18"/>
         </w:numPr>
         <w:spacing w:after="0" w:line="276" w:lineRule="auto"/>
         <w:rPr>
@@ -894,7 +892,7 @@
         <w:pStyle w:val="ListParagraph"/>
         <w:numPr>
           <w:ilvl w:val="0"/>
-          <w:numId w:val="1"/>
+          <w:numId w:val="18"/>
         </w:numPr>
         <w:spacing w:line="276" w:lineRule="auto"/>
         <w:rPr>
@@ -931,7 +929,7 @@
         <w:pStyle w:val="ListParagraph"/>
         <w:numPr>
           <w:ilvl w:val="0"/>
-          <w:numId w:val="1"/>
+          <w:numId w:val="18"/>
         </w:numPr>
         <w:spacing w:after="0" w:line="276" w:lineRule="auto"/>
         <w:rPr>
@@ -950,7 +948,7 @@
         <w:pStyle w:val="ListParagraph"/>
         <w:numPr>
           <w:ilvl w:val="0"/>
-          <w:numId w:val="1"/>
+          <w:numId w:val="18"/>
         </w:numPr>
         <w:spacing w:after="0" w:line="276" w:lineRule="auto"/>
         <w:rPr>
@@ -969,7 +967,7 @@
         <w:pStyle w:val="ListParagraph"/>
         <w:numPr>
           <w:ilvl w:val="0"/>
-          <w:numId w:val="1"/>
+          <w:numId w:val="18"/>
         </w:numPr>
         <w:spacing w:line="276" w:lineRule="auto"/>
         <w:rPr>
@@ -1006,7 +1004,7 @@
         <w:pStyle w:val="ListParagraph"/>
         <w:numPr>
           <w:ilvl w:val="0"/>
-          <w:numId w:val="1"/>
+          <w:numId w:val="18"/>
         </w:numPr>
         <w:spacing w:line="276" w:lineRule="auto"/>
         <w:rPr>
@@ -1085,7 +1083,6 @@
         <w:rPr>
           <w:rFonts w:ascii="Calibri" w:eastAsia="Calibri" w:hAnsi="Calibri" w:cs="Calibri"/>
         </w:rPr>
-        <w:lastRenderedPageBreak/>
         <w:t>The programme is structured around the core disciplines of physiology, biomechanics, psychology, and physical activity and health, supported by integrated research methods and professional practice strands. Research capability is developed progressively throughout the programme, enabling students to understand the research process, critically evaluate evidence, work with empirical data and undertake independent enquiry culminating in a major research project at Level 6.</w:t>
       </w:r>
     </w:p>
@@ -1165,14 +1162,7 @@
         <w:rPr>
           <w:rFonts w:ascii="Calibri" w:eastAsia="Calibri" w:hAnsi="Calibri" w:cs="Calibri"/>
         </w:rPr>
-        <w:t xml:space="preserve">At Level 5, students build on this foundation through more applied and analytical study. Discipline-specific modules further develop understanding of physiology, biomechanics, psychology and </w:t>
-      </w:r>
-      <w:r>
-        <w:rPr>
-          <w:rFonts w:ascii="Calibri" w:eastAsia="Calibri" w:hAnsi="Calibri" w:cs="Calibri"/>
-        </w:rPr>
-        <w:lastRenderedPageBreak/>
-        <w:t>physical activity, while Research Methods and Professional Practice modules support the development of critical enquiry, evidence-informed decision-making, employability and preparation for independent research and applied professional experiences.</w:t>
+        <w:t>At Level 5, students build on this foundation through more applied and analytical study. Discipline-specific modules further develop understanding of physiology, biomechanics, psychology and physical activity, while Research Methods and Professional Practice modules support the development of critical enquiry, evidence-informed decision-making, employability and preparation for independent research and applied professional experiences.</w:t>
       </w:r>
     </w:p>
     <w:p>
@@ -4074,86 +4064,86 @@
       </w:pPr>
     </w:lvl>
   </w:abstractNum>
-  <w:num w:numId="1" w16cid:durableId="489836615">
+  <w:num w:numId="1" w16cid:durableId="1013842697">
+    <w:abstractNumId w:val="20"/>
+  </w:num>
+  <w:num w:numId="2" w16cid:durableId="1077047066">
+    <w:abstractNumId w:val="15"/>
+  </w:num>
+  <w:num w:numId="3" w16cid:durableId="1138300377">
+    <w:abstractNumId w:val="16"/>
+  </w:num>
+  <w:num w:numId="4" w16cid:durableId="1231109990">
+    <w:abstractNumId w:val="23"/>
+  </w:num>
+  <w:num w:numId="5" w16cid:durableId="1317879194">
+    <w:abstractNumId w:val="9"/>
+  </w:num>
+  <w:num w:numId="6" w16cid:durableId="1589653070">
+    <w:abstractNumId w:val="21"/>
+  </w:num>
+  <w:num w:numId="7" w16cid:durableId="1636719478">
+    <w:abstractNumId w:val="26"/>
+  </w:num>
+  <w:num w:numId="8" w16cid:durableId="176776812">
+    <w:abstractNumId w:val="14"/>
+  </w:num>
+  <w:num w:numId="9" w16cid:durableId="1775857268">
+    <w:abstractNumId w:val="8"/>
+  </w:num>
+  <w:num w:numId="10" w16cid:durableId="2088920925">
+    <w:abstractNumId w:val="18"/>
+  </w:num>
+  <w:num w:numId="11" w16cid:durableId="2126074387">
+    <w:abstractNumId w:val="10"/>
+  </w:num>
+  <w:num w:numId="12" w16cid:durableId="2145996642">
+    <w:abstractNumId w:val="5"/>
+  </w:num>
+  <w:num w:numId="13" w16cid:durableId="268859538">
+    <w:abstractNumId w:val="0"/>
+  </w:num>
+  <w:num w:numId="14" w16cid:durableId="280959198">
+    <w:abstractNumId w:val="12"/>
+  </w:num>
+  <w:num w:numId="15" w16cid:durableId="295987970">
+    <w:abstractNumId w:val="6"/>
+  </w:num>
+  <w:num w:numId="16" w16cid:durableId="369379322">
+    <w:abstractNumId w:val="3"/>
+  </w:num>
+  <w:num w:numId="17" w16cid:durableId="375663655">
+    <w:abstractNumId w:val="17"/>
+  </w:num>
+  <w:num w:numId="18" w16cid:durableId="489836615">
     <w:abstractNumId w:val="13"/>
   </w:num>
-  <w:num w:numId="2" w16cid:durableId="280959198">
-    <w:abstractNumId w:val="12"/>
+  <w:num w:numId="19" w16cid:durableId="4982836">
+    <w:abstractNumId w:val="25"/>
   </w:num>
-  <w:num w:numId="3" w16cid:durableId="2126074387">
-    <w:abstractNumId w:val="10"/>
+  <w:num w:numId="20" w16cid:durableId="519197400">
+    <w:abstractNumId w:val="11"/>
   </w:num>
-  <w:num w:numId="4" w16cid:durableId="1077047066">
-    <w:abstractNumId w:val="15"/>
+  <w:num w:numId="21" w16cid:durableId="574894947">
+    <w:abstractNumId w:val="7"/>
   </w:num>
-  <w:num w:numId="5" w16cid:durableId="923417221">
+  <w:num w:numId="22" w16cid:durableId="583106126">
+    <w:abstractNumId w:val="4"/>
+  </w:num>
+  <w:num w:numId="23" w16cid:durableId="693074784">
+    <w:abstractNumId w:val="24"/>
+  </w:num>
+  <w:num w:numId="24" w16cid:durableId="773942296">
+    <w:abstractNumId w:val="22"/>
+  </w:num>
+  <w:num w:numId="25" w16cid:durableId="923417221">
     <w:abstractNumId w:val="1"/>
   </w:num>
-  <w:num w:numId="6" w16cid:durableId="295987970">
-    <w:abstractNumId w:val="6"/>
-  </w:num>
-  <w:num w:numId="7" w16cid:durableId="1317879194">
-    <w:abstractNumId w:val="9"/>
-  </w:num>
-  <w:num w:numId="8" w16cid:durableId="2145996642">
-    <w:abstractNumId w:val="5"/>
-  </w:num>
-  <w:num w:numId="9" w16cid:durableId="1231109990">
-    <w:abstractNumId w:val="23"/>
-  </w:num>
-  <w:num w:numId="10" w16cid:durableId="583106126">
-    <w:abstractNumId w:val="4"/>
-  </w:num>
-  <w:num w:numId="11" w16cid:durableId="375663655">
-    <w:abstractNumId w:val="17"/>
-  </w:num>
-  <w:num w:numId="12" w16cid:durableId="960265204">
+  <w:num w:numId="26" w16cid:durableId="960265204">
     <w:abstractNumId w:val="19"/>
   </w:num>
-  <w:num w:numId="13" w16cid:durableId="693074784">
-    <w:abstractNumId w:val="24"/>
-  </w:num>
-  <w:num w:numId="14" w16cid:durableId="966862158">
+  <w:num w:numId="27" w16cid:durableId="966862158">
     <w:abstractNumId w:val="2"/>
-  </w:num>
-  <w:num w:numId="15" w16cid:durableId="773942296">
-    <w:abstractNumId w:val="22"/>
-  </w:num>
-  <w:num w:numId="16" w16cid:durableId="1636719478">
-    <w:abstractNumId w:val="26"/>
-  </w:num>
-  <w:num w:numId="17" w16cid:durableId="2088920925">
-    <w:abstractNumId w:val="18"/>
-  </w:num>
-  <w:num w:numId="18" w16cid:durableId="574894947">
-    <w:abstractNumId w:val="7"/>
-  </w:num>
-  <w:num w:numId="19" w16cid:durableId="268859538">
-    <w:abstractNumId w:val="0"/>
-  </w:num>
-  <w:num w:numId="20" w16cid:durableId="369379322">
-    <w:abstractNumId w:val="3"/>
-  </w:num>
-  <w:num w:numId="21" w16cid:durableId="1775857268">
-    <w:abstractNumId w:val="8"/>
-  </w:num>
-  <w:num w:numId="22" w16cid:durableId="176776812">
-    <w:abstractNumId w:val="14"/>
-  </w:num>
-  <w:num w:numId="23" w16cid:durableId="4982836">
-    <w:abstractNumId w:val="25"/>
-  </w:num>
-  <w:num w:numId="24" w16cid:durableId="1138300377">
-    <w:abstractNumId w:val="16"/>
-  </w:num>
-  <w:num w:numId="25" w16cid:durableId="1589653070">
-    <w:abstractNumId w:val="21"/>
-  </w:num>
-  <w:num w:numId="26" w16cid:durableId="519197400">
-    <w:abstractNumId w:val="11"/>
-  </w:num>
-  <w:num w:numId="27" w16cid:durableId="1013842697">
-    <w:abstractNumId w:val="20"/>
   </w:num>
 </w:numbering>
 </file>
@@ -4938,6 +4928,17 @@
 </file>
 
 <file path=customXml/item1.xml><?xml version="1.0" encoding="utf-8"?>
+<p:properties xmlns:p="http://schemas.microsoft.com/office/2006/metadata/properties" xmlns:xsi="http://www.w3.org/2001/XMLSchema-instance" xmlns:pc="http://schemas.microsoft.com/office/infopath/2007/PartnerControls">
+  <documentManagement>
+    <lcf76f155ced4ddcb4097134ff3c332f xmlns="f1436123-e04c-43f8-b7d8-6e3401685a6a">
+      <Terms xmlns="http://schemas.microsoft.com/office/infopath/2007/PartnerControls"/>
+    </lcf76f155ced4ddcb4097134ff3c332f>
+    <TaxCatchAll xmlns="e2acc87f-978a-4c56-9887-574fe2c7e53e" xsi:nil="true"/>
+  </documentManagement>
+</p:properties>
+</file>
+
+<file path=customXml/item2.xml><?xml version="1.0" encoding="utf-8"?>
 <ct:contentTypeSchema xmlns:ct="http://schemas.microsoft.com/office/2006/metadata/contentType" xmlns:ma="http://schemas.microsoft.com/office/2006/metadata/properties/metaAttributes" ct:_="" ma:_="" ma:contentTypeName="Document" ma:contentTypeID="0x010100AF5424D8F461E94980DF8EC8486B8636" ma:contentTypeVersion="10" ma:contentTypeDescription="Create a new document." ma:contentTypeScope="" ma:versionID="bcfcf74337161f6441250f8f4cf7d932">
   <xsd:schema xmlns:xsd="http://www.w3.org/2001/XMLSchema" xmlns:xs="http://www.w3.org/2001/XMLSchema" xmlns:p="http://schemas.microsoft.com/office/2006/metadata/properties" xmlns:ns2="f1436123-e04c-43f8-b7d8-6e3401685a6a" xmlns:ns3="e2acc87f-978a-4c56-9887-574fe2c7e53e" targetNamespace="http://schemas.microsoft.com/office/2006/metadata/properties" ma:root="true" ma:fieldsID="c081e04d381fea11733dd13b3c4e862f" ns2:_="" ns3:_="">
     <xsd:import namespace="f1436123-e04c-43f8-b7d8-6e3401685a6a"/>
@@ -5124,7 +5125,7 @@
 </ct:contentTypeSchema>
 </file>
 
-<file path=customXml/item2.xml><?xml version="1.0" encoding="utf-8"?>
+<file path=customXml/item3.xml><?xml version="1.0" encoding="utf-8"?>
 <?mso-contentType ?>
 <FormTemplates xmlns="http://schemas.microsoft.com/sharepoint/v3/contenttype/forms">
   <Display>DocumentLibraryForm</Display>
@@ -5133,18 +5134,18 @@
 </FormTemplates>
 </file>
 
-<file path=customXml/item3.xml><?xml version="1.0" encoding="utf-8"?>
-<p:properties xmlns:p="http://schemas.microsoft.com/office/2006/metadata/properties" xmlns:xsi="http://www.w3.org/2001/XMLSchema-instance" xmlns:pc="http://schemas.microsoft.com/office/infopath/2007/PartnerControls">
-  <documentManagement>
-    <lcf76f155ced4ddcb4097134ff3c332f xmlns="f1436123-e04c-43f8-b7d8-6e3401685a6a">
-      <Terms xmlns="http://schemas.microsoft.com/office/infopath/2007/PartnerControls"/>
-    </lcf76f155ced4ddcb4097134ff3c332f>
-    <TaxCatchAll xmlns="e2acc87f-978a-4c56-9887-574fe2c7e53e" xsi:nil="true"/>
-  </documentManagement>
-</p:properties>
+<file path=customXml/itemProps1.xml><?xml version="1.0" encoding="utf-8"?>
+<ds:datastoreItem xmlns:ds="http://schemas.openxmlformats.org/officeDocument/2006/customXml" ds:itemID="{6FBC5C64-9C61-4EF5-AD18-B1CA4A143437}">
+  <ds:schemaRefs>
+    <ds:schemaRef ds:uri="http://schemas.microsoft.com/office/2006/metadata/properties"/>
+    <ds:schemaRef ds:uri="http://schemas.microsoft.com/office/infopath/2007/PartnerControls"/>
+    <ds:schemaRef ds:uri="f1436123-e04c-43f8-b7d8-6e3401685a6a"/>
+    <ds:schemaRef ds:uri="e2acc87f-978a-4c56-9887-574fe2c7e53e"/>
+  </ds:schemaRefs>
+</ds:datastoreItem>
 </file>
 
-<file path=customXml/itemProps1.xml><?xml version="1.0" encoding="utf-8"?>
+<file path=customXml/itemProps2.xml><?xml version="1.0" encoding="utf-8"?>
 <ds:datastoreItem xmlns:ds="http://schemas.openxmlformats.org/officeDocument/2006/customXml" ds:itemID="{EB70A1F7-F445-470C-A2BE-820429FAC8E6}">
   <ds:schemaRefs>
     <ds:schemaRef ds:uri="http://schemas.microsoft.com/office/2006/metadata/contentType"/>
@@ -5163,21 +5164,10 @@
 </ds:datastoreItem>
 </file>
 
-<file path=customXml/itemProps2.xml><?xml version="1.0" encoding="utf-8"?>
+<file path=customXml/itemProps3.xml><?xml version="1.0" encoding="utf-8"?>
 <ds:datastoreItem xmlns:ds="http://schemas.openxmlformats.org/officeDocument/2006/customXml" ds:itemID="{7D0EA1A0-38C8-4D93-8295-6500DD5A1A12}">
   <ds:schemaRefs>
     <ds:schemaRef ds:uri="http://schemas.microsoft.com/sharepoint/v3/contenttype/forms"/>
   </ds:schemaRefs>
 </ds:datastoreItem>
-</file>
-
-<file path=customXml/itemProps3.xml><?xml version="1.0" encoding="utf-8"?>
-<ds:datastoreItem xmlns:ds="http://schemas.openxmlformats.org/officeDocument/2006/customXml" ds:itemID="{6FBC5C64-9C61-4EF5-AD18-B1CA4A143437}">
-  <ds:schemaRefs>
-    <ds:schemaRef ds:uri="http://schemas.microsoft.com/office/2006/metadata/properties"/>
-    <ds:schemaRef ds:uri="http://schemas.microsoft.com/office/infopath/2007/PartnerControls"/>
-    <ds:schemaRef ds:uri="f1436123-e04c-43f8-b7d8-6e3401685a6a"/>
-    <ds:schemaRef ds:uri="e2acc87f-978a-4c56-9887-574fe2c7e53e"/>
-  </ds:schemaRefs>
-</ds:datastoreItem>
 </file>